--- a/www/content/abdomen-pelvis/Ischioanal fossa.docx
+++ b/www/content/abdomen-pelvis/Ischioanal fossa.docx
@@ -6,13 +6,8 @@
       <w:pPr>
         <w:pStyle w:val="Heading1"/>
       </w:pPr>
-      <w:proofErr w:type="spellStart"/>
-      <w:r>
-        <w:t>Ischioanal</w:t>
-      </w:r>
-      <w:proofErr w:type="spellEnd"/>
-      <w:r>
-        <w:t xml:space="preserve"> fossa</w:t>
+      <w:r>
+        <w:t>Ischioanal fossa</w:t>
       </w:r>
     </w:p>
     <w:p>
@@ -53,15 +48,7 @@
     </w:p>
     <w:p>
       <w:r>
-        <w:t xml:space="preserve">Posterior - lower border of gluteus maximus and </w:t>
-      </w:r>
-      <w:proofErr w:type="spellStart"/>
-      <w:r>
-        <w:t>sacrotuberous</w:t>
-      </w:r>
-      <w:proofErr w:type="spellEnd"/>
-      <w:r>
-        <w:t xml:space="preserve"> ligament </w:t>
+        <w:t xml:space="preserve">Posterior - lower border of gluteus maximus and sacrotuberous ligament </w:t>
       </w:r>
     </w:p>
     <w:p>
@@ -147,98 +134,113 @@
         <w:rPr>
           <w:noProof/>
         </w:rPr>
+        <w:t>[SVG]</w:t>
+      </w:r>
+      <w:r>
+        <w:t xml:space="preserve"> </w:t>
+      </w:r>
+      <w:r>
+        <w:rPr>
+          <w:noProof/>
+        </w:rPr>
+        <w:t>ischioanal canal</w:t>
+      </w:r>
+      <w:r>
+        <w:rPr>
+          <w:noProof/>
+        </w:rPr>
+        <w:t>.svg</w:t>
+      </w:r>
+    </w:p>
+    <w:p>
+      <w:pPr>
+        <w:pStyle w:val="Heading2"/>
+      </w:pPr>
+      <w:r>
+        <w:t>Boundaries</w:t>
+      </w:r>
+    </w:p>
+    <w:p>
+      <w:r>
+        <w:t>Anterior - posterior border of urogenital diaphragm</w:t>
+      </w:r>
+    </w:p>
+    <w:p>
+      <w:r>
+        <w:t>Posterior - lower border of gluteus maximus and sacrotuberous ligament</w:t>
+      </w:r>
+    </w:p>
+    <w:p>
+      <w:r>
+        <w:t>Medial - levator ani and external anal sphincter</w:t>
+      </w:r>
+    </w:p>
+    <w:p>
+      <w:r>
+        <w:t>Lateral - obturator internus and its fascia with ischial tuberosity below</w:t>
+      </w:r>
+    </w:p>
+    <w:p>
+      <w:r>
+        <w:t>Superior - apex is formed where obturator fascia meets the inferior layer of urogenital diaphragm</w:t>
+      </w:r>
+    </w:p>
+    <w:p>
+      <w:r>
+        <w:t>Inferior - floor is by perineal skin</w:t>
+      </w:r>
+    </w:p>
+    <w:p>
+      <w:pPr>
+        <w:pStyle w:val="Heading2"/>
+      </w:pPr>
+      <w:r>
         <w:lastRenderedPageBreak/>
-        <w:drawing>
-          <wp:inline distT="0" distB="0" distL="0" distR="0" wp14:anchorId="42A29A1A" wp14:editId="75C898BF">
-            <wp:extent cx="5669280" cy="2842260"/>
-            <wp:effectExtent l="0" t="0" r="7620" b="0"/>
-            <wp:docPr id="715518207" name="Picture 1" descr="Background image"/>
-            <wp:cNvGraphicFramePr>
-              <a:graphicFrameLocks xmlns:a="http://schemas.openxmlformats.org/drawingml/2006/main" noChangeAspect="1"/>
-            </wp:cNvGraphicFramePr>
-            <a:graphic xmlns:a="http://schemas.openxmlformats.org/drawingml/2006/main">
-              <a:graphicData uri="http://schemas.openxmlformats.org/drawingml/2006/picture">
-                <pic:pic xmlns:pic="http://schemas.openxmlformats.org/drawingml/2006/picture">
-                  <pic:nvPicPr>
-                    <pic:cNvPr id="0" name="Picture 1" descr="Background image"/>
-                    <pic:cNvPicPr>
-                      <a:picLocks noChangeAspect="1" noChangeArrowheads="1"/>
-                    </pic:cNvPicPr>
-                  </pic:nvPicPr>
-                  <pic:blipFill>
-                    <a:blip r:embed="rId5">
-                      <a:extLst>
-                        <a:ext uri="{28A0092B-C50C-407E-A947-70E740481C1C}">
-                          <a14:useLocalDpi xmlns:a14="http://schemas.microsoft.com/office/drawing/2010/main" val="0"/>
-                        </a:ext>
-                      </a:extLst>
-                    </a:blip>
-                    <a:srcRect/>
-                    <a:stretch>
-                      <a:fillRect/>
-                    </a:stretch>
-                  </pic:blipFill>
-                  <pic:spPr bwMode="auto">
-                    <a:xfrm>
-                      <a:off x="0" y="0"/>
-                      <a:ext cx="5669280" cy="2842260"/>
-                    </a:xfrm>
-                    <a:prstGeom prst="rect">
-                      <a:avLst/>
-                    </a:prstGeom>
-                    <a:noFill/>
-                    <a:ln>
-                      <a:noFill/>
-                    </a:ln>
-                  </pic:spPr>
-                </pic:pic>
-              </a:graphicData>
-            </a:graphic>
-          </wp:inline>
-        </w:drawing>
-      </w:r>
-    </w:p>
-    <w:p>
-      <w:r>
-        <w:t>Boundaries</w:t>
-      </w:r>
-    </w:p>
-    <w:p>
-      <w:r>
-        <w:t>Anterior - posterior border of urogenital diaphragm</w:t>
-      </w:r>
-    </w:p>
-    <w:p>
-      <w:r>
-        <w:t xml:space="preserve">Posterior - lower border of gluteus maximus and </w:t>
-      </w:r>
-      <w:proofErr w:type="spellStart"/>
-      <w:r>
-        <w:t>sacrotuberous</w:t>
-      </w:r>
-      <w:proofErr w:type="spellEnd"/>
-      <w:r>
-        <w:t xml:space="preserve"> ligament</w:t>
-      </w:r>
-    </w:p>
-    <w:p>
-      <w:r>
-        <w:t>Medial - levator ani and external anal sphincter</w:t>
-      </w:r>
-    </w:p>
-    <w:p>
-      <w:r>
-        <w:t>Lateral - obturator internus and its fascia with ischial tuberosity below</w:t>
-      </w:r>
-    </w:p>
-    <w:p>
-      <w:r>
-        <w:t>Superior - apex is formed where obturator fascia meets the inferior layer of urogenital diaphragm</w:t>
-      </w:r>
-    </w:p>
-    <w:p>
-      <w:r>
-        <w:t>Inferior - floor is by perineal skin</w:t>
+        <w:t>Spaces around the ischioanal fossa</w:t>
+      </w:r>
+    </w:p>
+    <w:p>
+      <w:pPr>
+        <w:pStyle w:val="Heading3"/>
+      </w:pPr>
+      <w:r>
+        <w:t xml:space="preserve">Ischioanal space proper </w:t>
+      </w:r>
+    </w:p>
+    <w:p>
+      <w:r>
+        <w:t>Region between perianal fascia and lunate fascia</w:t>
+      </w:r>
+    </w:p>
+    <w:p>
+      <w:pPr>
+        <w:pStyle w:val="Heading3"/>
+      </w:pPr>
+      <w:r>
+        <w:t xml:space="preserve">Perianal space </w:t>
+      </w:r>
+    </w:p>
+    <w:p>
+      <w:r>
+        <w:t xml:space="preserve">Fat filled area between the skin and perianal fascia </w:t>
+      </w:r>
+    </w:p>
+    <w:p>
+      <w:r>
+        <w:t xml:space="preserve">Infection of this space - leads to perianal abscess </w:t>
+      </w:r>
+    </w:p>
+    <w:p>
+      <w:pPr>
+        <w:pStyle w:val="Heading3"/>
+      </w:pPr>
+      <w:r>
+        <w:t>Suprategmental space</w:t>
+      </w:r>
+    </w:p>
+    <w:p>
+      <w:r>
+        <w:t>Space between the lunate fascia and apex of ischioanal fossa</w:t>
       </w:r>
     </w:p>
     <w:p>
@@ -246,77 +248,12 @@
         <w:pStyle w:val="Heading2"/>
       </w:pPr>
       <w:r>
-        <w:t xml:space="preserve">Spaces around the </w:t>
-      </w:r>
-      <w:proofErr w:type="spellStart"/>
-      <w:r>
-        <w:t>ischioanal</w:t>
-      </w:r>
-      <w:proofErr w:type="spellEnd"/>
-      <w:r>
-        <w:t xml:space="preserve"> fossa</w:t>
-      </w:r>
-    </w:p>
-    <w:p>
-      <w:pPr>
-        <w:pStyle w:val="Heading3"/>
-      </w:pPr>
-      <w:proofErr w:type="spellStart"/>
-      <w:r>
-        <w:t>Ischioanal</w:t>
-      </w:r>
-      <w:proofErr w:type="spellEnd"/>
-      <w:r>
-        <w:t xml:space="preserve"> space proper </w:t>
-      </w:r>
-    </w:p>
-    <w:p>
-      <w:r>
-        <w:t>Region between perianal fascia and lunate fascia</w:t>
-      </w:r>
-    </w:p>
-    <w:p>
-      <w:pPr>
-        <w:pStyle w:val="Heading3"/>
-      </w:pPr>
-      <w:r>
-        <w:t xml:space="preserve">Perianal space </w:t>
-      </w:r>
-    </w:p>
-    <w:p>
-      <w:r>
-        <w:t xml:space="preserve">Fat filled area between the skin and perianal fascia </w:t>
-      </w:r>
-    </w:p>
-    <w:p>
-      <w:r>
-        <w:t xml:space="preserve">Infection of this space - leads to perianal abscess </w:t>
-      </w:r>
-    </w:p>
-    <w:p>
-      <w:pPr>
-        <w:pStyle w:val="Heading3"/>
-      </w:pPr>
-      <w:proofErr w:type="spellStart"/>
-      <w:r>
-        <w:t>Suprategmental</w:t>
-      </w:r>
-      <w:proofErr w:type="spellEnd"/>
-      <w:r>
-        <w:t xml:space="preserve"> space</w:t>
-      </w:r>
-    </w:p>
-    <w:p>
-      <w:r>
-        <w:t xml:space="preserve">Space between the lunate fascia and apex of </w:t>
-      </w:r>
-      <w:proofErr w:type="spellStart"/>
-      <w:r>
-        <w:t>ischioanal</w:t>
-      </w:r>
-      <w:proofErr w:type="spellEnd"/>
-      <w:r>
-        <w:t xml:space="preserve"> fossa</w:t>
+        <w:t>Lunate fascia</w:t>
+      </w:r>
+    </w:p>
+    <w:p>
+      <w:r>
+        <w:t>Begins laterally at pudendal canal &amp; merges medially with fascia covering deep part of external anal sphincter</w:t>
       </w:r>
     </w:p>
     <w:p>
@@ -324,12 +261,17 @@
         <w:pStyle w:val="Heading2"/>
       </w:pPr>
       <w:r>
-        <w:t>Lunate fascia</w:t>
-      </w:r>
-    </w:p>
-    <w:p>
-      <w:r>
-        <w:t>Begins laterally at pudendal canal &amp; merges medially with fascia covering deep part of external anal sphincter</w:t>
+        <w:t>Hiatus of Schwalbe</w:t>
+      </w:r>
+    </w:p>
+    <w:p>
+      <w:r>
+        <w:t>A gap between the tendinous origin of levator ani &amp; obturator fascia is called Hiatus of Schwalbe.</w:t>
+      </w:r>
+    </w:p>
+    <w:p>
+      <w:r>
+        <w:t>Pelvic organs may herniate through this gap causing ischiorectal hernia</w:t>
       </w:r>
     </w:p>
     <w:p>
@@ -337,18 +279,48 @@
         <w:pStyle w:val="Heading2"/>
       </w:pPr>
       <w:r>
-        <w:lastRenderedPageBreak/>
-        <w:t>Hiatus of Schwalbe</w:t>
-      </w:r>
-    </w:p>
-    <w:p>
-      <w:r>
-        <w:t>A gap between the tendinous origin of levator ani &amp; obturator fascia is called Hiatus of Schwalbe.</w:t>
-      </w:r>
-    </w:p>
-    <w:p>
-      <w:r>
-        <w:t>Pelvic organs may herniate through this gap causing ischiorectal hernia</w:t>
+        <w:t>Pudendal canal = Alcock's canal</w:t>
+      </w:r>
+    </w:p>
+    <w:p>
+      <w:r>
+        <w:t xml:space="preserve">Contents of pudendal canal </w:t>
+      </w:r>
+    </w:p>
+    <w:p>
+      <w:r>
+        <w:t xml:space="preserve">Pudendal nerve </w:t>
+      </w:r>
+    </w:p>
+    <w:p>
+      <w:r>
+        <w:t>Internal pudendal vessels</w:t>
+      </w:r>
+    </w:p>
+    <w:p>
+      <w:r>
+        <w:t>[CLINICAL]</w:t>
+      </w:r>
+      <w:r>
+        <w:t>Clinical importance - Ischioanal abscess</w:t>
+      </w:r>
+      <w:r>
+        <w:t xml:space="preserve">: </w:t>
+      </w:r>
+      <w:r>
+        <w:t> Infection of ischioanal fossa</w:t>
+      </w:r>
+      <w:r>
+        <w:t xml:space="preserve"> - </w:t>
+      </w:r>
+      <w:r>
+        <w:t xml:space="preserve">Abscess usually has </w:t>
+      </w:r>
+      <w:r>
+        <w:t>horseshoe</w:t>
+      </w:r>
+      <w:r>
+        <w:t xml:space="preserve"> shape behind the anal canal</w:t>
       </w:r>
     </w:p>
     <w:p>
@@ -356,77 +328,7 @@
         <w:pStyle w:val="Heading2"/>
       </w:pPr>
       <w:r>
-        <w:t>Pudendal canal = Alcock's canal</w:t>
-      </w:r>
-    </w:p>
-    <w:p>
-      <w:r>
-        <w:t xml:space="preserve">Contents of pudendal canal </w:t>
-      </w:r>
-    </w:p>
-    <w:p>
-      <w:r>
-        <w:t xml:space="preserve">Pudendal nerve </w:t>
-      </w:r>
-    </w:p>
-    <w:p>
-      <w:r>
-        <w:t>Internal pudendal vessels</w:t>
-      </w:r>
-    </w:p>
-    <w:p>
-      <w:pPr>
-        <w:pStyle w:val="Heading2"/>
-      </w:pPr>
-      <w:r>
-        <w:t xml:space="preserve">Clinical importance - </w:t>
-      </w:r>
-      <w:proofErr w:type="spellStart"/>
-      <w:r>
-        <w:t>Ischioanal</w:t>
-      </w:r>
-      <w:proofErr w:type="spellEnd"/>
-      <w:r>
-        <w:t xml:space="preserve"> abscess</w:t>
-      </w:r>
-    </w:p>
-    <w:p>
-      <w:r>
-        <w:t xml:space="preserve"> Infection of </w:t>
-      </w:r>
-      <w:proofErr w:type="spellStart"/>
-      <w:r>
-        <w:t>ischioanal</w:t>
-      </w:r>
-      <w:proofErr w:type="spellEnd"/>
-      <w:r>
-        <w:t xml:space="preserve"> fossa </w:t>
-      </w:r>
-    </w:p>
-    <w:p>
-      <w:r>
-        <w:t xml:space="preserve">Abscess usually has </w:t>
-      </w:r>
-      <w:proofErr w:type="spellStart"/>
-      <w:r>
-        <w:t>horshoe</w:t>
-      </w:r>
-      <w:proofErr w:type="spellEnd"/>
-      <w:r>
-        <w:t xml:space="preserve"> shape behind the anal canal</w:t>
-      </w:r>
-    </w:p>
-    <w:p>
-      <w:pPr>
-        <w:pStyle w:val="Heading2"/>
-      </w:pPr>
-      <w:proofErr w:type="spellStart"/>
-      <w:r>
-        <w:t>Goodsall's</w:t>
-      </w:r>
-      <w:proofErr w:type="spellEnd"/>
-      <w:r>
-        <w:t xml:space="preserve"> rule</w:t>
+        <w:t>Goodsall's rule</w:t>
       </w:r>
     </w:p>
     <w:p>
@@ -458,15 +360,182 @@
     </w:p>
     <w:p>
       <w:r>
-        <w:t xml:space="preserve">The fibres of levator ani arrangement </w:t>
-      </w:r>
-      <w:proofErr w:type="gramStart"/>
-      <w:r>
-        <w:t>is</w:t>
-      </w:r>
-      <w:proofErr w:type="gramEnd"/>
-      <w:r>
-        <w:t xml:space="preserve"> responsible for such a peculiar drainage pattern of these anal fistulas</w:t>
+        <w:t>The fibres of levator ani arrangement is responsible for such a peculiar drainage pattern of these anal fistulas</w:t>
+      </w:r>
+    </w:p>
+    <w:p>
+      <w:r>
+        <w:lastRenderedPageBreak/>
+        <w:t>____</w:t>
+      </w:r>
+      <w:r>
+        <w:t>MCQ_START</w:t>
+      </w:r>
+      <w:r>
+        <w:t>____</w:t>
+      </w:r>
+    </w:p>
+    <w:p>
+      <w:r>
+        <w:t>Q1. The ischioanal fossa is best described as:</w:t>
+      </w:r>
+      <w:r>
+        <w:br/>
+        <w:t>A. Cylindrical space</w:t>
+      </w:r>
+      <w:r>
+        <w:br/>
+        <w:t>B. Cuboidal space</w:t>
+      </w:r>
+      <w:r>
+        <w:br/>
+        <w:t>C. Pyramidal/wedge-shaped space[CORRECT]</w:t>
+      </w:r>
+      <w:r>
+        <w:br/>
+        <w:t>D. Spherical cavity</w:t>
+      </w:r>
+    </w:p>
+    <w:p>
+      <w:r>
+        <w:t>____</w:t>
+      </w:r>
+    </w:p>
+    <w:p>
+      <w:r>
+        <w:t>Q2. The medial boundary of the ischioanal fossa is formed by:</w:t>
+      </w:r>
+      <w:r>
+        <w:br/>
+        <w:t>A. Obturator internus</w:t>
+      </w:r>
+      <w:r>
+        <w:br/>
+        <w:t>B. Gluteus maximus</w:t>
+      </w:r>
+      <w:r>
+        <w:br/>
+        <w:t>C. Levator ani and external anal sphincter[CORRECT]</w:t>
+      </w:r>
+      <w:r>
+        <w:br/>
+        <w:t>D. Sacrotuberous ligament</w:t>
+      </w:r>
+    </w:p>
+    <w:p>
+      <w:r>
+        <w:t>____</w:t>
+      </w:r>
+    </w:p>
+    <w:p>
+      <w:r>
+        <w:t>Q3. The pudendal canal (Alcock’s canal) contains:</w:t>
+      </w:r>
+      <w:r>
+        <w:br/>
+        <w:t>A. Femoral nerve and vessels</w:t>
+      </w:r>
+      <w:r>
+        <w:br/>
+        <w:t>B. Pudendal nerve and internal pudendal vessels[CORRECT]</w:t>
+      </w:r>
+      <w:r>
+        <w:br/>
+        <w:t>C. Inferior rectal nerve only</w:t>
+      </w:r>
+      <w:r>
+        <w:br/>
+        <w:t>D. Obturator nerve</w:t>
+      </w:r>
+    </w:p>
+    <w:p>
+      <w:r>
+        <w:t>____</w:t>
+      </w:r>
+    </w:p>
+    <w:p>
+      <w:r>
+        <w:t>Q4. Infection of the ischioanal fossa typically results in:</w:t>
+      </w:r>
+      <w:r>
+        <w:br/>
+        <w:t>A. Perirectal cyst</w:t>
+      </w:r>
+      <w:r>
+        <w:br/>
+        <w:t>B. Horseshoe-shaped abscess[CORRECT]</w:t>
+      </w:r>
+      <w:r>
+        <w:br/>
+        <w:t>C. Rectal prolapse</w:t>
+      </w:r>
+      <w:r>
+        <w:br/>
+        <w:t>D. Anal fissure</w:t>
+      </w:r>
+    </w:p>
+    <w:p>
+      <w:r>
+        <w:t>____</w:t>
+      </w:r>
+    </w:p>
+    <w:p>
+      <w:r>
+        <w:t>Q5. According to Goodsall’s rule, a posterior external opening of fistula:</w:t>
+      </w:r>
+      <w:r>
+        <w:br/>
+        <w:t>A. Has straight tract</w:t>
+      </w:r>
+      <w:r>
+        <w:br/>
+        <w:t>B. Opens into anterior midline</w:t>
+      </w:r>
+      <w:r>
+        <w:br/>
+        <w:t>C. Follows a curved tract to posterior midline[CORRECT]</w:t>
+      </w:r>
+      <w:r>
+        <w:br/>
+        <w:t>D. Has no internal opening</w:t>
+      </w:r>
+    </w:p>
+    <w:p>
+      <w:r>
+        <w:t>____</w:t>
+      </w:r>
+    </w:p>
+    <w:p>
+      <w:r>
+        <w:t>Q6. Hiatus of Schwalbe is clinically significant because:</w:t>
+      </w:r>
+      <w:r>
+        <w:br/>
+        <w:t>A. It transmits pudendal nerve</w:t>
+      </w:r>
+      <w:r>
+        <w:br/>
+        <w:t>B. It allows passage of ureter</w:t>
+      </w:r>
+      <w:r>
+        <w:br/>
+        <w:t>C. Pelvic organs may herniate through it[CORRECT]</w:t>
+      </w:r>
+      <w:r>
+        <w:br/>
+        <w:t>D. It forms boundary of rectum</w:t>
+      </w:r>
+    </w:p>
+    <w:p>
+      <w:r>
+        <w:lastRenderedPageBreak/>
+        <w:t>____</w:t>
+      </w:r>
+      <w:r>
+        <w:t>MCQ_END</w:t>
+      </w:r>
+      <w:r>
+        <w:t>____</w:t>
       </w:r>
     </w:p>
     <w:p/>
